--- a/desafio-visao-computacional/Relatorio_Tecnico_Visao_Computacional.docx
+++ b/desafio-visao-computacional/Relatorio_Tecnico_Visao_Computacional.docx
@@ -9,7 +9,6 @@
         <w:keepLines w:val="false"/>
         <w:pageBreakBefore w:val="false"/>
         <w:widowControl/>
-        <w:pBdr/>
         <w:shd w:val="clear" w:fill="auto"/>
         <w:spacing w:lineRule="auto" w:line="360" w:before="0" w:after="0"/>
         <w:ind w:hanging="0" w:start="0" w:end="0"/>
@@ -86,7 +85,6 @@
         <w:keepLines w:val="false"/>
         <w:pageBreakBefore w:val="false"/>
         <w:widowControl/>
-        <w:pBdr/>
         <w:shd w:val="clear" w:fill="auto"/>
         <w:spacing w:lineRule="auto" w:line="360" w:before="4200" w:after="0"/>
         <w:ind w:hanging="0" w:start="0" w:end="0"/>
@@ -160,7 +158,6 @@
         <w:keepLines w:val="false"/>
         <w:pageBreakBefore w:val="false"/>
         <w:widowControl/>
-        <w:pBdr/>
         <w:shd w:val="clear" w:fill="auto"/>
         <w:spacing w:lineRule="auto" w:line="360" w:before="360" w:after="0"/>
         <w:ind w:hanging="0" w:start="0" w:end="0"/>
@@ -213,7 +210,6 @@
         <w:keepLines w:val="false"/>
         <w:pageBreakBefore w:val="false"/>
         <w:widowControl/>
-        <w:pBdr/>
         <w:shd w:val="clear" w:fill="auto"/>
         <w:spacing w:lineRule="auto" w:line="360" w:before="0" w:after="0"/>
         <w:ind w:hanging="0" w:start="0" w:end="0"/>
@@ -231,7 +227,6 @@
         <w:keepLines w:val="false"/>
         <w:pageBreakBefore w:val="false"/>
         <w:widowControl/>
-        <w:pBdr/>
         <w:shd w:val="clear" w:fill="auto"/>
         <w:spacing w:lineRule="auto" w:line="360" w:before="0" w:after="0"/>
         <w:ind w:hanging="0" w:start="0" w:end="0"/>
@@ -249,7 +244,6 @@
         <w:keepLines w:val="false"/>
         <w:pageBreakBefore w:val="false"/>
         <w:widowControl/>
-        <w:pBdr/>
         <w:shd w:val="clear" w:fill="auto"/>
         <w:spacing w:lineRule="auto" w:line="360" w:before="0" w:after="0"/>
         <w:ind w:hanging="0" w:start="0" w:end="0"/>
@@ -267,7 +261,6 @@
         <w:keepLines w:val="false"/>
         <w:pageBreakBefore w:val="false"/>
         <w:widowControl/>
-        <w:pBdr/>
         <w:shd w:val="clear" w:fill="auto"/>
         <w:spacing w:lineRule="auto" w:line="360" w:before="0" w:after="0"/>
         <w:ind w:hanging="0" w:start="0" w:end="0"/>
@@ -285,7 +278,6 @@
         <w:keepLines w:val="false"/>
         <w:pageBreakBefore w:val="false"/>
         <w:widowControl/>
-        <w:pBdr/>
         <w:shd w:val="clear" w:fill="auto"/>
         <w:spacing w:lineRule="auto" w:line="360" w:before="0" w:after="0"/>
         <w:ind w:hanging="0" w:start="0" w:end="0"/>
@@ -303,7 +295,6 @@
         <w:keepLines w:val="false"/>
         <w:pageBreakBefore w:val="false"/>
         <w:widowControl/>
-        <w:pBdr/>
         <w:shd w:val="clear" w:fill="auto"/>
         <w:spacing w:lineRule="auto" w:line="360" w:before="0" w:after="0"/>
         <w:ind w:hanging="0" w:start="0" w:end="0"/>
@@ -321,7 +312,6 @@
         <w:keepLines w:val="false"/>
         <w:pageBreakBefore w:val="false"/>
         <w:widowControl/>
-        <w:pBdr/>
         <w:shd w:val="clear" w:fill="auto"/>
         <w:spacing w:lineRule="auto" w:line="360" w:before="0" w:after="0"/>
         <w:ind w:hanging="0" w:start="0" w:end="0"/>
@@ -339,7 +329,6 @@
         <w:keepLines w:val="false"/>
         <w:pageBreakBefore w:val="false"/>
         <w:widowControl/>
-        <w:pBdr/>
         <w:shd w:val="clear" w:fill="auto"/>
         <w:spacing w:lineRule="auto" w:line="360" w:before="0" w:after="0"/>
         <w:ind w:hanging="0" w:start="0" w:end="0"/>
@@ -357,7 +346,6 @@
         <w:keepLines w:val="false"/>
         <w:pageBreakBefore w:val="false"/>
         <w:widowControl/>
-        <w:pBdr/>
         <w:shd w:val="clear" w:fill="auto"/>
         <w:spacing w:lineRule="auto" w:line="360" w:before="0" w:after="0"/>
         <w:ind w:hanging="0" w:start="0" w:end="0"/>
@@ -375,7 +363,6 @@
         <w:keepLines w:val="false"/>
         <w:pageBreakBefore w:val="false"/>
         <w:widowControl/>
-        <w:pBdr/>
         <w:shd w:val="clear" w:fill="auto"/>
         <w:spacing w:lineRule="auto" w:line="360" w:before="0" w:after="0"/>
         <w:ind w:hanging="0" w:start="0" w:end="0"/>
@@ -393,7 +380,6 @@
         <w:keepLines w:val="false"/>
         <w:pageBreakBefore w:val="false"/>
         <w:widowControl/>
-        <w:pBdr/>
         <w:shd w:val="clear" w:fill="auto"/>
         <w:spacing w:lineRule="auto" w:line="360" w:before="0" w:after="0"/>
         <w:ind w:hanging="0" w:start="0" w:end="0"/>
@@ -481,7 +467,6 @@
         <w:keepLines w:val="false"/>
         <w:pageBreakBefore w:val="false"/>
         <w:widowControl/>
-        <w:pBdr/>
         <w:shd w:val="clear" w:fill="auto"/>
         <w:spacing w:lineRule="auto" w:line="360" w:before="3600" w:after="0"/>
         <w:ind w:hanging="0" w:start="0" w:end="0"/>
@@ -555,7 +540,6 @@
         <w:keepLines w:val="false"/>
         <w:pageBreakBefore w:val="false"/>
         <w:widowControl/>
-        <w:pBdr/>
         <w:shd w:val="clear" w:fill="auto"/>
         <w:spacing w:lineRule="auto" w:line="240" w:before="1800" w:after="0"/>
         <w:ind w:hanging="0" w:start="4536" w:end="0"/>
@@ -608,7 +592,6 @@
         <w:keepLines w:val="false"/>
         <w:pageBreakBefore w:val="false"/>
         <w:widowControl/>
-        <w:pBdr/>
         <w:shd w:val="clear" w:fill="auto"/>
         <w:spacing w:lineRule="auto" w:line="360" w:before="4200" w:after="0"/>
         <w:ind w:hanging="0" w:start="0" w:end="0"/>
@@ -662,7 +645,6 @@
         <w:keepNext w:val="true"/>
         <w:keepLines w:val="false"/>
         <w:widowControl/>
-        <w:pBdr/>
         <w:shd w:val="clear" w:fill="auto"/>
         <w:spacing w:lineRule="auto" w:line="360" w:before="0" w:after="360"/>
         <w:ind w:hanging="0" w:start="0" w:end="0"/>
@@ -723,7 +705,6 @@
             <w:keepLines w:val="false"/>
             <w:pageBreakBefore w:val="false"/>
             <w:widowControl/>
-            <w:pBdr/>
             <w:tabs>
               <w:tab w:val="clear" w:pos="720"/>
               <w:tab w:val="right" w:pos="9071" w:leader="none"/>
@@ -826,7 +807,6 @@
             <w:keepLines w:val="false"/>
             <w:pageBreakBefore w:val="false"/>
             <w:widowControl/>
-            <w:pBdr/>
             <w:shd w:val="clear" w:fill="auto"/>
             <w:tabs>
               <w:tab w:val="clear" w:pos="720"/>
@@ -885,7 +865,6 @@
             <w:keepLines w:val="false"/>
             <w:pageBreakBefore w:val="false"/>
             <w:widowControl/>
-            <w:pBdr/>
             <w:shd w:val="clear" w:fill="auto"/>
             <w:tabs>
               <w:tab w:val="clear" w:pos="720"/>
@@ -934,26 +913,6 @@
             </w:rPr>
             <w:t>3 ESTRATÉGIAS DE PRÉ-PROCESSAMENTO</w:t>
             <w:tab/>
-          </w:r>
-          <w:r>
-            <w:rPr>
-              <w:rFonts w:eastAsia="Times New Roman" w:cs="Times New Roman"/>
-              <w:b/>
-              <w:bCs/>
-              <w:i w:val="false"/>
-              <w:iCs w:val="false"/>
-              <w:caps w:val="false"/>
-              <w:smallCaps w:val="false"/>
-              <w:strike w:val="false"/>
-              <w:dstrike w:val="false"/>
-              <w:color w:val="000000"/>
-              <w:position w:val="0"/>
-              <w:sz w:val="24"/>
-              <w:szCs w:val="24"/>
-              <w:u w:val="none"/>
-              <w:shd w:fill="auto" w:val="clear"/>
-              <w:vertAlign w:val="baseline"/>
-            </w:rPr>
             <w:t>6</w:t>
           </w:r>
         </w:p>
@@ -964,7 +923,6 @@
             <w:keepLines w:val="false"/>
             <w:pageBreakBefore w:val="false"/>
             <w:widowControl/>
-            <w:pBdr/>
             <w:shd w:val="clear" w:fill="auto"/>
             <w:tabs>
               <w:tab w:val="clear" w:pos="720"/>
@@ -1013,26 +971,6 @@
             </w:rPr>
             <w:t>4 MODELO UTILIZADO E JUSTIFICATIVA</w:t>
             <w:tab/>
-          </w:r>
-          <w:r>
-            <w:rPr>
-              <w:rFonts w:eastAsia="Times New Roman" w:cs="Times New Roman"/>
-              <w:b/>
-              <w:bCs/>
-              <w:i w:val="false"/>
-              <w:iCs w:val="false"/>
-              <w:caps w:val="false"/>
-              <w:smallCaps w:val="false"/>
-              <w:strike w:val="false"/>
-              <w:dstrike w:val="false"/>
-              <w:color w:val="000000"/>
-              <w:position w:val="0"/>
-              <w:sz w:val="24"/>
-              <w:szCs w:val="24"/>
-              <w:u w:val="none"/>
-              <w:shd w:fill="auto" w:val="clear"/>
-              <w:vertAlign w:val="baseline"/>
-            </w:rPr>
             <w:t>7</w:t>
           </w:r>
         </w:p>
@@ -1043,7 +981,6 @@
             <w:keepLines w:val="false"/>
             <w:pageBreakBefore w:val="false"/>
             <w:widowControl/>
-            <w:pBdr/>
             <w:shd w:val="clear" w:fill="auto"/>
             <w:tabs>
               <w:tab w:val="clear" w:pos="720"/>
@@ -1092,26 +1029,6 @@
             </w:rPr>
             <w:t>5 TREINAMENTO, AVALIAÇÃO E INTERPRETAÇÃO DOS RESULTADOS</w:t>
             <w:tab/>
-          </w:r>
-          <w:r>
-            <w:rPr>
-              <w:rFonts w:eastAsia="Times New Roman" w:cs="Times New Roman"/>
-              <w:b/>
-              <w:bCs/>
-              <w:i w:val="false"/>
-              <w:iCs w:val="false"/>
-              <w:caps w:val="false"/>
-              <w:smallCaps w:val="false"/>
-              <w:strike w:val="false"/>
-              <w:dstrike w:val="false"/>
-              <w:color w:val="000000"/>
-              <w:position w:val="0"/>
-              <w:sz w:val="24"/>
-              <w:szCs w:val="24"/>
-              <w:u w:val="none"/>
-              <w:shd w:fill="auto" w:val="clear"/>
-              <w:vertAlign w:val="baseline"/>
-            </w:rPr>
             <w:t>7</w:t>
           </w:r>
         </w:p>
@@ -1122,7 +1039,6 @@
             <w:keepLines w:val="false"/>
             <w:pageBreakBefore w:val="false"/>
             <w:widowControl/>
-            <w:pBdr/>
             <w:shd w:val="clear" w:fill="auto"/>
             <w:tabs>
               <w:tab w:val="clear" w:pos="720"/>
@@ -1171,26 +1087,6 @@
             </w:rPr>
             <w:t>5.1 Escolha da métrica</w:t>
             <w:tab/>
-          </w:r>
-          <w:r>
-            <w:rPr>
-              <w:rFonts w:eastAsia="Times New Roman" w:cs="Times New Roman"/>
-              <w:b w:val="false"/>
-              <w:bCs w:val="false"/>
-              <w:i w:val="false"/>
-              <w:iCs w:val="false"/>
-              <w:caps w:val="false"/>
-              <w:smallCaps w:val="false"/>
-              <w:strike w:val="false"/>
-              <w:dstrike w:val="false"/>
-              <w:color w:val="000000"/>
-              <w:position w:val="0"/>
-              <w:sz w:val="24"/>
-              <w:szCs w:val="24"/>
-              <w:u w:val="none"/>
-              <w:shd w:fill="auto" w:val="clear"/>
-              <w:vertAlign w:val="baseline"/>
-            </w:rPr>
             <w:t>7</w:t>
           </w:r>
         </w:p>
@@ -1201,7 +1097,6 @@
             <w:keepLines w:val="false"/>
             <w:pageBreakBefore w:val="false"/>
             <w:widowControl/>
-            <w:pBdr/>
             <w:shd w:val="clear" w:fill="auto"/>
             <w:tabs>
               <w:tab w:val="clear" w:pos="720"/>
@@ -1250,26 +1145,6 @@
             </w:rPr>
             <w:t>5.2 Curvas de treinamento</w:t>
             <w:tab/>
-          </w:r>
-          <w:r>
-            <w:rPr>
-              <w:rFonts w:eastAsia="Times New Roman" w:cs="Times New Roman"/>
-              <w:b w:val="false"/>
-              <w:bCs w:val="false"/>
-              <w:i w:val="false"/>
-              <w:iCs w:val="false"/>
-              <w:caps w:val="false"/>
-              <w:smallCaps w:val="false"/>
-              <w:strike w:val="false"/>
-              <w:dstrike w:val="false"/>
-              <w:color w:val="000000"/>
-              <w:position w:val="0"/>
-              <w:sz w:val="24"/>
-              <w:szCs w:val="24"/>
-              <w:u w:val="none"/>
-              <w:shd w:fill="auto" w:val="clear"/>
-              <w:vertAlign w:val="baseline"/>
-            </w:rPr>
             <w:t>7</w:t>
           </w:r>
         </w:p>
@@ -1280,7 +1155,6 @@
             <w:keepLines w:val="false"/>
             <w:pageBreakBefore w:val="false"/>
             <w:widowControl/>
-            <w:pBdr/>
             <w:shd w:val="clear" w:fill="auto"/>
             <w:tabs>
               <w:tab w:val="clear" w:pos="720"/>
@@ -1329,26 +1203,6 @@
             </w:rPr>
             <w:t>5.3 Resultados no conjunto de teste</w:t>
             <w:tab/>
-          </w:r>
-          <w:r>
-            <w:rPr>
-              <w:rFonts w:eastAsia="Times New Roman" w:cs="Times New Roman"/>
-              <w:b w:val="false"/>
-              <w:bCs w:val="false"/>
-              <w:i w:val="false"/>
-              <w:iCs w:val="false"/>
-              <w:caps w:val="false"/>
-              <w:smallCaps w:val="false"/>
-              <w:strike w:val="false"/>
-              <w:dstrike w:val="false"/>
-              <w:color w:val="000000"/>
-              <w:position w:val="0"/>
-              <w:sz w:val="24"/>
-              <w:szCs w:val="24"/>
-              <w:u w:val="none"/>
-              <w:shd w:fill="auto" w:val="clear"/>
-              <w:vertAlign w:val="baseline"/>
-            </w:rPr>
             <w:t>8</w:t>
           </w:r>
         </w:p>
@@ -1359,7 +1213,6 @@
             <w:keepLines w:val="false"/>
             <w:pageBreakBefore w:val="false"/>
             <w:widowControl/>
-            <w:pBdr/>
             <w:shd w:val="clear" w:fill="auto"/>
             <w:tabs>
               <w:tab w:val="clear" w:pos="720"/>
@@ -1408,26 +1261,6 @@
             </w:rPr>
             <w:t>6 DISCUSSÃO CRÍTICA E APLICABILIDADE PRÁTICA</w:t>
             <w:tab/>
-          </w:r>
-          <w:r>
-            <w:rPr>
-              <w:rFonts w:eastAsia="Times New Roman" w:cs="Times New Roman"/>
-              <w:b/>
-              <w:bCs/>
-              <w:i w:val="false"/>
-              <w:iCs w:val="false"/>
-              <w:caps w:val="false"/>
-              <w:smallCaps w:val="false"/>
-              <w:strike w:val="false"/>
-              <w:dstrike w:val="false"/>
-              <w:color w:val="000000"/>
-              <w:position w:val="0"/>
-              <w:sz w:val="24"/>
-              <w:szCs w:val="24"/>
-              <w:u w:val="none"/>
-              <w:shd w:fill="auto" w:val="clear"/>
-              <w:vertAlign w:val="baseline"/>
-            </w:rPr>
             <w:t>10</w:t>
           </w:r>
         </w:p>
@@ -1438,7 +1271,6 @@
             <w:keepLines w:val="false"/>
             <w:pageBreakBefore w:val="false"/>
             <w:widowControl/>
-            <w:pBdr/>
             <w:shd w:val="clear" w:fill="auto"/>
             <w:tabs>
               <w:tab w:val="clear" w:pos="720"/>
@@ -1487,26 +1319,6 @@
             </w:rPr>
             <w:t>7 CONCLUSÃO</w:t>
             <w:tab/>
-          </w:r>
-          <w:r>
-            <w:rPr>
-              <w:rFonts w:eastAsia="Times New Roman" w:cs="Times New Roman"/>
-              <w:b/>
-              <w:bCs/>
-              <w:i w:val="false"/>
-              <w:iCs w:val="false"/>
-              <w:caps w:val="false"/>
-              <w:smallCaps w:val="false"/>
-              <w:strike w:val="false"/>
-              <w:dstrike w:val="false"/>
-              <w:color w:val="000000"/>
-              <w:position w:val="0"/>
-              <w:sz w:val="24"/>
-              <w:szCs w:val="24"/>
-              <w:u w:val="none"/>
-              <w:shd w:fill="auto" w:val="clear"/>
-              <w:vertAlign w:val="baseline"/>
-            </w:rPr>
             <w:t>10</w:t>
           </w:r>
           <w:r>
@@ -1594,7 +1406,6 @@
         <w:keepLines/>
         <w:pageBreakBefore w:val="false"/>
         <w:widowControl/>
-        <w:pBdr/>
         <w:shd w:val="clear" w:fill="auto"/>
         <w:spacing w:lineRule="auto" w:line="240" w:before="240" w:after="120"/>
         <w:ind w:hanging="0" w:start="0" w:end="0"/>
@@ -2021,6 +1832,140 @@
           </w:p>
         </w:tc>
       </w:tr>
+      <w:tr>
+        <w:trPr>
+          <w:trHeight w:val="291" w:hRule="atLeast"/>
+          <w:cantSplit/>
+        </w:trPr>
+        <w:tc>
+          <w:tcPr>
+            <w:tcW w:w="2607" w:type="dxa"/>
+            <w:tcBorders>
+              <w:start w:val="single" w:sz="4" w:space="0" w:color="000000"/>
+              <w:bottom w:val="single" w:sz="4" w:space="0" w:color="000000"/>
+              <w:end w:val="single" w:sz="4" w:space="0" w:color="000000"/>
+            </w:tcBorders>
+            <w:vAlign w:val="center"/>
+          </w:tcPr>
+          <w:p>
+            <w:pPr>
+              <w:pStyle w:val="normal1"/>
+              <w:keepNext w:val="true"/>
+              <w:keepLines w:val="false"/>
+              <w:widowControl/>
+              <w:spacing w:lineRule="auto" w:line="240" w:before="40" w:after="40"/>
+              <w:ind w:hanging="0" w:start="0" w:end="0"/>
+              <w:jc w:val="start"/>
+              <w:rPr>
+                <w:b/>
+                <w:bCs/>
+              </w:rPr>
+            </w:pPr>
+            <w:r>
+              <w:rPr>
+                <w:b/>
+                <w:bCs/>
+              </w:rPr>
+              <w:t>Repositorio git</w:t>
+            </w:r>
+          </w:p>
+        </w:tc>
+        <w:tc>
+          <w:tcPr>
+            <w:tcW w:w="6464" w:type="dxa"/>
+            <w:tcBorders>
+              <w:start w:val="single" w:sz="4" w:space="0" w:color="000000"/>
+              <w:bottom w:val="single" w:sz="4" w:space="0" w:color="000000"/>
+              <w:end w:val="single" w:sz="4" w:space="0" w:color="000000"/>
+            </w:tcBorders>
+            <w:vAlign w:val="center"/>
+          </w:tcPr>
+          <w:p>
+            <w:pPr>
+              <w:pStyle w:val="normal1"/>
+              <w:keepNext w:val="true"/>
+              <w:keepLines w:val="false"/>
+              <w:widowControl/>
+              <w:bidi w:val="0"/>
+              <w:spacing w:lineRule="auto" w:line="240" w:before="40" w:after="40"/>
+              <w:ind w:hanging="0" w:start="0" w:end="0"/>
+              <w:jc w:val="start"/>
+              <w:rPr/>
+            </w:pPr>
+            <w:r>
+              <w:rPr/>
+              <w:t>https://github.com/douglas-mcosta/fiap-tech-challenge-fase01/tree/master/desafio-visao-computacional</w:t>
+            </w:r>
+          </w:p>
+        </w:tc>
+      </w:tr>
+      <w:tr>
+        <w:trPr>
+          <w:trHeight w:val="291" w:hRule="atLeast"/>
+          <w:cantSplit/>
+        </w:trPr>
+        <w:tc>
+          <w:tcPr>
+            <w:tcW w:w="2607" w:type="dxa"/>
+            <w:tcBorders>
+              <w:start w:val="single" w:sz="4" w:space="0" w:color="000000"/>
+              <w:bottom w:val="single" w:sz="4" w:space="0" w:color="000000"/>
+              <w:end w:val="single" w:sz="4" w:space="0" w:color="000000"/>
+            </w:tcBorders>
+            <w:vAlign w:val="center"/>
+          </w:tcPr>
+          <w:p>
+            <w:pPr>
+              <w:pStyle w:val="normal1"/>
+              <w:keepNext w:val="true"/>
+              <w:keepLines w:val="false"/>
+              <w:widowControl/>
+              <w:spacing w:lineRule="auto" w:line="240" w:before="40" w:after="40"/>
+              <w:ind w:hanging="0" w:start="0" w:end="0"/>
+              <w:jc w:val="start"/>
+              <w:rPr>
+                <w:b/>
+                <w:bCs/>
+              </w:rPr>
+            </w:pPr>
+            <w:r>
+              <w:rPr>
+                <w:b/>
+                <w:bCs/>
+              </w:rPr>
+              <w:t>Video de demonstração</w:t>
+            </w:r>
+          </w:p>
+        </w:tc>
+        <w:tc>
+          <w:tcPr>
+            <w:tcW w:w="6464" w:type="dxa"/>
+            <w:tcBorders>
+              <w:start w:val="single" w:sz="4" w:space="0" w:color="000000"/>
+              <w:bottom w:val="single" w:sz="4" w:space="0" w:color="000000"/>
+              <w:end w:val="single" w:sz="4" w:space="0" w:color="000000"/>
+            </w:tcBorders>
+            <w:vAlign w:val="center"/>
+          </w:tcPr>
+          <w:p>
+            <w:pPr>
+              <w:pStyle w:val="normal1"/>
+              <w:keepNext w:val="true"/>
+              <w:keepLines w:val="false"/>
+              <w:widowControl/>
+              <w:bidi w:val="0"/>
+              <w:spacing w:lineRule="auto" w:line="240" w:before="40" w:after="40"/>
+              <w:ind w:hanging="0" w:start="0" w:end="0"/>
+              <w:jc w:val="start"/>
+              <w:rPr/>
+            </w:pPr>
+            <w:r>
+              <w:rPr/>
+              <w:t>https://youtu.be/gxPxfNZJ62g</w:t>
+            </w:r>
+          </w:p>
+        </w:tc>
+      </w:tr>
     </w:tbl>
     <w:p>
       <w:pPr>
@@ -2029,7 +1974,6 @@
         <w:keepLines w:val="false"/>
         <w:pageBreakBefore w:val="false"/>
         <w:widowControl/>
-        <w:pBdr/>
         <w:shd w:val="clear" w:fill="auto"/>
         <w:spacing w:lineRule="auto" w:line="240" w:before="60" w:after="240"/>
         <w:ind w:hanging="0" w:start="0" w:end="0"/>
@@ -2054,7 +1998,24 @@
         </w:rPr>
       </w:pPr>
       <w:r>
-        <w:rPr/>
+        <w:rPr>
+          <w:rFonts w:eastAsia="Times New Roman" w:cs="Times New Roman"/>
+          <w:b w:val="false"/>
+          <w:bCs w:val="false"/>
+          <w:i w:val="false"/>
+          <w:iCs w:val="false"/>
+          <w:caps w:val="false"/>
+          <w:smallCaps w:val="false"/>
+          <w:strike w:val="false"/>
+          <w:dstrike w:val="false"/>
+          <w:color w:val="000000"/>
+          <w:position w:val="0"/>
+          <w:sz w:val="20"/>
+          <w:szCs w:val="20"/>
+          <w:u w:val="none"/>
+          <w:shd w:fill="auto" w:val="clear"/>
+          <w:vertAlign w:val="baseline"/>
+        </w:rPr>
       </w:r>
     </w:p>
     <w:p>
@@ -2084,7 +2045,6 @@
         <w:keepLines/>
         <w:pageBreakBefore w:val="false"/>
         <w:widowControl/>
-        <w:pBdr/>
         <w:shd w:val="clear" w:fill="auto"/>
         <w:spacing w:lineRule="auto" w:line="240" w:before="240" w:after="120"/>
         <w:ind w:hanging="0" w:start="0" w:end="0"/>
@@ -2137,7 +2097,6 @@
         <w:keepLines w:val="false"/>
         <w:pageBreakBefore w:val="false"/>
         <w:widowControl/>
-        <w:pBdr/>
         <w:shd w:val="clear" w:fill="auto"/>
         <w:spacing w:lineRule="auto" w:line="240" w:before="0" w:after="60"/>
         <w:ind w:hanging="0" w:start="0" w:end="0"/>
@@ -2162,7 +2121,24 @@
         </w:rPr>
       </w:pPr>
       <w:r>
-        <w:rPr/>
+        <w:rPr>
+          <w:rFonts w:eastAsia="Times New Roman" w:cs="Times New Roman"/>
+          <w:b w:val="false"/>
+          <w:bCs w:val="false"/>
+          <w:i w:val="false"/>
+          <w:iCs w:val="false"/>
+          <w:caps w:val="false"/>
+          <w:smallCaps w:val="false"/>
+          <w:strike w:val="false"/>
+          <w:dstrike w:val="false"/>
+          <w:color w:val="000000"/>
+          <w:position w:val="0"/>
+          <w:sz w:val="24"/>
+          <w:szCs w:val="24"/>
+          <w:u w:val="none"/>
+          <w:shd w:fill="auto" w:val="clear"/>
+          <w:vertAlign w:val="baseline"/>
+        </w:rPr>
         <w:drawing>
           <wp:anchor distT="0" distB="0" distL="0" distR="0" simplePos="0" relativeHeight="2" behindDoc="0" locked="0" layoutInCell="0" allowOverlap="1">
             <wp:simplePos x="0" y="0"/>
@@ -2219,47 +2195,7 @@
       </w:pPr>
       <w:r>
         <w:rPr/>
-        <w:t xml:space="preserve">O treino original tem </w:t>
-      </w:r>
-      <w:r>
-        <w:rPr/>
-        <w:t xml:space="preserve">1341 </w:t>
-      </w:r>
-      <w:r>
-        <w:rPr/>
-        <w:t xml:space="preserve">imagens normais e </w:t>
-      </w:r>
-      <w:r>
-        <w:rPr/>
-        <w:t xml:space="preserve">3875 </w:t>
-      </w:r>
-      <w:r>
-        <w:rPr/>
-        <w:t xml:space="preserve">com pneumonia (74.3% de pneumonia), e o teste tem </w:t>
-      </w:r>
-      <w:r>
-        <w:rPr/>
-        <w:t>234</w:t>
-      </w:r>
-      <w:r>
-        <w:rPr/>
-        <w:t xml:space="preserve"> normais e </w:t>
-      </w:r>
-      <w:r>
-        <w:rPr/>
-        <w:t>390</w:t>
-      </w:r>
-      <w:r>
-        <w:rPr/>
-        <w:t xml:space="preserve"> com pneumonia (</w:t>
-      </w:r>
-      <w:r>
-        <w:rPr/>
-        <w:t>62.5%</w:t>
-      </w:r>
-      <w:r>
-        <w:rPr/>
-        <w:t>). Ou seja, as classes são desbalanceadas e a proporção também muda entre treino e teste.</w:t>
+        <w:t>O treino original tem 1341 imagens normais e 3875 com pneumonia (74.3% de pneumonia), e o teste tem 234 normais e 390 com pneumonia (62.5%). Ou seja, as classes são desbalanceadas e a proporção também muda entre treino e teste.</w:t>
       </w:r>
     </w:p>
     <w:p>
@@ -2269,7 +2205,6 @@
         <w:keepLines/>
         <w:pageBreakBefore w:val="false"/>
         <w:widowControl/>
-        <w:pBdr/>
         <w:shd w:val="clear" w:fill="auto"/>
         <w:spacing w:lineRule="auto" w:line="240" w:before="240" w:after="120"/>
         <w:ind w:hanging="0" w:start="0" w:end="0"/>
@@ -2321,9 +2256,8 @@
       <w:pPr>
         <w:pStyle w:val="normal1"/>
         <w:widowControl/>
-        <w:pBdr/>
         <w:shd w:val="clear" w:fill="auto"/>
-        <w:spacing w:lineRule="auto" w:line="240" w:before="240" w:after="120"/>
+        <w:spacing w:lineRule="auto" w:line="240" w:before="0" w:after="120"/>
         <w:ind w:hanging="0" w:start="0" w:end="0"/>
         <w:jc w:val="center"/>
         <w:rPr>
@@ -2374,7 +2308,6 @@
         <w:keepLines w:val="false"/>
         <w:pageBreakBefore w:val="false"/>
         <w:widowControl/>
-        <w:pBdr/>
         <w:shd w:val="clear" w:fill="auto"/>
         <w:spacing w:lineRule="auto" w:line="240" w:before="0" w:after="60"/>
         <w:ind w:hanging="0" w:start="0" w:end="0"/>
@@ -2399,7 +2332,24 @@
         </w:rPr>
       </w:pPr>
       <w:r>
-        <w:rPr/>
+        <w:rPr>
+          <w:rFonts w:eastAsia="Times New Roman" w:cs="Times New Roman"/>
+          <w:b w:val="false"/>
+          <w:bCs w:val="false"/>
+          <w:i w:val="false"/>
+          <w:iCs w:val="false"/>
+          <w:caps w:val="false"/>
+          <w:smallCaps w:val="false"/>
+          <w:strike w:val="false"/>
+          <w:dstrike w:val="false"/>
+          <w:color w:val="000000"/>
+          <w:position w:val="0"/>
+          <w:sz w:val="24"/>
+          <w:szCs w:val="24"/>
+          <w:u w:val="none"/>
+          <w:shd w:fill="auto" w:val="clear"/>
+          <w:vertAlign w:val="baseline"/>
+        </w:rPr>
         <w:drawing>
           <wp:anchor distT="0" distB="0" distL="0" distR="0" simplePos="0" relativeHeight="3" behindDoc="0" locked="0" layoutInCell="0" allowOverlap="1">
             <wp:simplePos x="0" y="0"/>
@@ -2506,7 +2456,6 @@
         <w:keepLines/>
         <w:pageBreakBefore w:val="false"/>
         <w:widowControl/>
-        <w:pBdr/>
         <w:shd w:val="clear" w:fill="auto"/>
         <w:spacing w:lineRule="auto" w:line="240" w:before="240" w:after="120"/>
         <w:ind w:hanging="0" w:start="0" w:end="0"/>
@@ -2983,7 +2932,6 @@
         <w:keepLines w:val="false"/>
         <w:pageBreakBefore w:val="false"/>
         <w:widowControl/>
-        <w:pBdr/>
         <w:shd w:val="clear" w:fill="auto"/>
         <w:spacing w:lineRule="auto" w:line="240" w:before="60" w:after="240"/>
         <w:ind w:hanging="0" w:start="0" w:end="0"/>
@@ -3048,15 +2996,7 @@
       </w:r>
       <w:r>
         <w:rPr/>
-        <w:t xml:space="preserve"> na função de perda (peso = n / (2 × n da classe)): </w:t>
-      </w:r>
-      <w:r>
-        <w:rPr/>
-        <w:t>valor do peso 1.9440820130475303</w:t>
-      </w:r>
-      <w:r>
-        <w:rPr/>
-        <w:t xml:space="preserve">  para as imagens normais e 0.6731203614069055 para as de pneumonia. Assim todas as imagens são aproveitadas e o erro na classe com menos imagens passa a pesar mais. Também aplicamos um pequeno aumento de dados (rotação de até cerca de 11 graus e zoom de até 10%) apenas durante o treino.</w:t>
+        <w:t xml:space="preserve"> na função de perda (peso = n / (2 × n da classe)): valor do peso 1.9440820130475303  para as imagens normais e 0.6731203614069055 para as de pneumonia. Assim todas as imagens são aproveitadas e o erro na classe com menos imagens passa a pesar mais. Também aplicamos um pequeno aumento de dados (rotação de até cerca de 11 graus e zoom de até 10%) apenas durante o treino.</w:t>
       </w:r>
     </w:p>
     <w:p>
@@ -3181,7 +3121,6 @@
         <w:keepLines/>
         <w:pageBreakBefore w:val="false"/>
         <w:widowControl/>
-        <w:pBdr/>
         <w:shd w:val="clear" w:fill="auto"/>
         <w:spacing w:lineRule="auto" w:line="240" w:before="240" w:after="120"/>
         <w:ind w:hanging="0" w:start="0" w:end="0"/>
@@ -3234,7 +3173,6 @@
         <w:keepLines w:val="false"/>
         <w:pageBreakBefore w:val="false"/>
         <w:widowControl/>
-        <w:pBdr/>
         <w:shd w:val="clear" w:fill="auto"/>
         <w:spacing w:lineRule="auto" w:line="240" w:before="0" w:after="60"/>
         <w:ind w:hanging="0" w:start="0" w:end="0"/>
@@ -3259,7 +3197,24 @@
         </w:rPr>
       </w:pPr>
       <w:r>
-        <w:rPr/>
+        <w:rPr>
+          <w:rFonts w:eastAsia="Times New Roman" w:cs="Times New Roman"/>
+          <w:b w:val="false"/>
+          <w:bCs w:val="false"/>
+          <w:i w:val="false"/>
+          <w:iCs w:val="false"/>
+          <w:caps w:val="false"/>
+          <w:smallCaps w:val="false"/>
+          <w:strike w:val="false"/>
+          <w:dstrike w:val="false"/>
+          <w:color w:val="000000"/>
+          <w:position w:val="0"/>
+          <w:sz w:val="24"/>
+          <w:szCs w:val="24"/>
+          <w:u w:val="none"/>
+          <w:shd w:fill="auto" w:val="clear"/>
+          <w:vertAlign w:val="baseline"/>
+        </w:rPr>
       </w:r>
     </w:p>
     <w:p>
@@ -3346,7 +3301,6 @@
         <w:keepLines/>
         <w:pageBreakBefore w:val="false"/>
         <w:widowControl/>
-        <w:pBdr/>
         <w:shd w:val="clear" w:fill="auto"/>
         <w:spacing w:lineRule="auto" w:line="240" w:before="240" w:after="120"/>
         <w:ind w:hanging="0" w:start="0" w:end="0"/>
@@ -3395,9 +3349,9 @@
       </w:tblPr>
       <w:tblGrid>
         <w:gridCol w:w="3071"/>
-        <w:gridCol w:w="1999"/>
+        <w:gridCol w:w="1998"/>
         <w:gridCol w:w="2000"/>
-        <w:gridCol w:w="2001"/>
+        <w:gridCol w:w="2002"/>
       </w:tblGrid>
       <w:tr>
         <w:trPr>
@@ -3443,7 +3397,7 @@
         </w:tc>
         <w:tc>
           <w:tcPr>
-            <w:tcW w:w="1999" w:type="dxa"/>
+            <w:tcW w:w="1998" w:type="dxa"/>
             <w:tcBorders>
               <w:top w:val="single" w:sz="8" w:space="0" w:color="000000"/>
               <w:bottom w:val="single" w:sz="4" w:space="0" w:color="000000"/>
@@ -3517,7 +3471,7 @@
         </w:tc>
         <w:tc>
           <w:tcPr>
-            <w:tcW w:w="2001" w:type="dxa"/>
+            <w:tcW w:w="2002" w:type="dxa"/>
             <w:tcBorders>
               <w:top w:val="single" w:sz="8" w:space="0" w:color="000000"/>
               <w:bottom w:val="single" w:sz="4" w:space="0" w:color="000000"/>
@@ -3591,7 +3545,7 @@
         </w:tc>
         <w:tc>
           <w:tcPr>
-            <w:tcW w:w="1999" w:type="dxa"/>
+            <w:tcW w:w="1998" w:type="dxa"/>
             <w:tcBorders/>
             <w:vAlign w:val="center"/>
           </w:tcPr>
@@ -3655,7 +3609,7 @@
         </w:tc>
         <w:tc>
           <w:tcPr>
-            <w:tcW w:w="2001" w:type="dxa"/>
+            <w:tcW w:w="2002" w:type="dxa"/>
             <w:tcBorders/>
             <w:vAlign w:val="center"/>
           </w:tcPr>
@@ -3723,7 +3677,7 @@
         </w:tc>
         <w:tc>
           <w:tcPr>
-            <w:tcW w:w="1999" w:type="dxa"/>
+            <w:tcW w:w="1998" w:type="dxa"/>
             <w:tcBorders>
               <w:bottom w:val="single" w:sz="8" w:space="0" w:color="000000"/>
             </w:tcBorders>
@@ -3811,7 +3765,7 @@
         </w:tc>
         <w:tc>
           <w:tcPr>
-            <w:tcW w:w="2001" w:type="dxa"/>
+            <w:tcW w:w="2002" w:type="dxa"/>
             <w:tcBorders>
               <w:bottom w:val="single" w:sz="8" w:space="0" w:color="000000"/>
             </w:tcBorders>
@@ -3852,7 +3806,6 @@
         <w:keepLines w:val="false"/>
         <w:pageBreakBefore w:val="false"/>
         <w:widowControl/>
-        <w:pBdr/>
         <w:shd w:val="clear" w:fill="auto"/>
         <w:spacing w:lineRule="auto" w:line="240" w:before="60" w:after="240"/>
         <w:ind w:hanging="0" w:start="0" w:end="0"/>
@@ -3934,7 +3887,6 @@
         <w:keepNext w:val="true"/>
         <w:keepLines/>
         <w:widowControl/>
-        <w:pBdr/>
         <w:shd w:val="clear" w:fill="auto"/>
         <w:spacing w:lineRule="auto" w:line="240" w:before="240" w:after="120"/>
         <w:ind w:hanging="0" w:start="0" w:end="0"/>
@@ -3984,7 +3936,6 @@
       <w:pPr>
         <w:pStyle w:val="normal1"/>
         <w:widowControl/>
-        <w:pBdr/>
         <w:shd w:val="clear" w:fill="auto"/>
         <w:spacing w:lineRule="auto" w:line="240" w:before="240" w:after="120"/>
         <w:ind w:hanging="0" w:start="0" w:end="0"/>
@@ -4020,10 +3971,12 @@
           <w:strike w:val="false"/>
           <w:dstrike w:val="false"/>
           <w:color w:val="000000"/>
+          <w:position w:val="0"/>
           <w:sz w:val="20"/>
           <w:szCs w:val="20"/>
           <w:u w:val="none"/>
           <w:shd w:fill="auto" w:val="clear"/>
+          <w:vertAlign w:val="baseline"/>
         </w:rPr>
         <w:drawing>
           <wp:anchor distT="0" distB="0" distL="0" distR="0" simplePos="0" relativeHeight="5" behindDoc="0" locked="0" layoutInCell="0" allowOverlap="1">
@@ -4080,7 +4033,6 @@
         <w:keepLines w:val="false"/>
         <w:pageBreakBefore w:val="false"/>
         <w:widowControl/>
-        <w:pBdr/>
         <w:shd w:val="clear" w:fill="auto"/>
         <w:spacing w:lineRule="auto" w:line="240" w:before="0" w:after="60"/>
         <w:ind w:hanging="0" w:start="0" w:end="0"/>
@@ -4117,9 +4069,8 @@
           <w:dstrike w:val="false"/>
           <w:color w:val="000000"/>
           <w:position w:val="0"/>
-          <w:sz w:val="20"/>
-          <w:szCs w:val="20"/>
-          <w:highlight w:val="yellow"/>
+          <w:sz w:val="24"/>
+          <w:szCs w:val="24"/>
           <w:u w:val="none"/>
           <w:shd w:fill="auto" w:val="clear"/>
           <w:vertAlign w:val="baseline"/>
@@ -4133,7 +4084,6 @@
         <w:keepLines w:val="false"/>
         <w:pageBreakBefore w:val="false"/>
         <w:widowControl/>
-        <w:pBdr/>
         <w:shd w:val="clear" w:fill="auto"/>
         <w:spacing w:lineRule="auto" w:line="240" w:before="60" w:after="240"/>
         <w:ind w:hanging="0" w:start="0" w:end="0"/>
@@ -4158,7 +4108,24 @@
         </w:rPr>
       </w:pPr>
       <w:r>
-        <w:rPr/>
+        <w:rPr>
+          <w:rFonts w:eastAsia="Times New Roman" w:cs="Times New Roman"/>
+          <w:b w:val="false"/>
+          <w:bCs w:val="false"/>
+          <w:i w:val="false"/>
+          <w:iCs w:val="false"/>
+          <w:caps w:val="false"/>
+          <w:smallCaps w:val="false"/>
+          <w:strike w:val="false"/>
+          <w:dstrike w:val="false"/>
+          <w:color w:val="000000"/>
+          <w:position w:val="0"/>
+          <w:sz w:val="20"/>
+          <w:szCs w:val="20"/>
+          <w:u w:val="none"/>
+          <w:shd w:fill="auto" w:val="clear"/>
+          <w:vertAlign w:val="baseline"/>
+        </w:rPr>
       </w:r>
     </w:p>
     <w:p>
@@ -4176,6 +4143,7 @@
     <w:p>
       <w:pPr>
         <w:pStyle w:val="normal1"/>
+        <w:spacing w:before="0" w:after="0"/>
         <w:rPr/>
       </w:pPr>
       <w:r>
@@ -4213,7 +4181,6 @@
           <w:ilvl w:val="0"/>
           <w:numId w:val="1"/>
         </w:numPr>
-        <w:pBdr/>
         <w:shd w:val="clear" w:fill="auto"/>
         <w:spacing w:lineRule="auto" w:line="360" w:before="0" w:after="0"/>
         <w:ind w:hanging="567" w:start="1134" w:end="0"/>
@@ -4274,7 +4241,6 @@
           <w:ilvl w:val="0"/>
           <w:numId w:val="1"/>
         </w:numPr>
-        <w:pBdr/>
         <w:shd w:val="clear" w:fill="auto"/>
         <w:spacing w:lineRule="auto" w:line="360" w:before="0" w:after="0"/>
         <w:ind w:hanging="567" w:start="1134" w:end="0"/>
@@ -4335,7 +4301,6 @@
           <w:ilvl w:val="0"/>
           <w:numId w:val="1"/>
         </w:numPr>
-        <w:pBdr/>
         <w:shd w:val="clear" w:fill="auto"/>
         <w:spacing w:lineRule="auto" w:line="360" w:before="0" w:after="0"/>
         <w:ind w:hanging="567" w:start="1134" w:end="0"/>
@@ -4396,7 +4361,6 @@
           <w:ilvl w:val="0"/>
           <w:numId w:val="1"/>
         </w:numPr>
-        <w:pBdr/>
         <w:shd w:val="clear" w:fill="auto"/>
         <w:spacing w:lineRule="auto" w:line="360" w:before="0" w:after="0"/>
         <w:ind w:hanging="567" w:start="1134" w:end="0"/>
@@ -4533,7 +4497,6 @@
       <w:keepLines w:val="false"/>
       <w:pageBreakBefore w:val="false"/>
       <w:widowControl/>
-      <w:pBdr/>
       <w:shd w:val="clear" w:fill="auto"/>
       <w:tabs>
         <w:tab w:val="clear" w:pos="720"/>
@@ -4595,7 +4558,6 @@
       <w:keepLines w:val="false"/>
       <w:pageBreakBefore w:val="false"/>
       <w:widowControl/>
-      <w:pBdr/>
       <w:shd w:val="clear" w:fill="auto"/>
       <w:tabs>
         <w:tab w:val="clear" w:pos="720"/>
@@ -4934,6 +4896,7 @@
     <w:name w:val="Normal"/>
     <w:pPr>
       <w:widowControl/>
+      <w:suppressAutoHyphens w:val="true"/>
       <w:bidi w:val="0"/>
       <w:spacing w:lineRule="auto" w:line="360" w:before="0" w:after="0"/>
       <w:ind w:firstLine="709"/>
@@ -5049,8 +5012,8 @@
       <w:szCs w:val="20"/>
     </w:rPr>
   </w:style>
-  <w:style w:type="character" w:styleId="Cdigo-fonte">
-    <w:name w:val="Código-fonte"/>
+  <w:style w:type="character" w:styleId="Cdigo-fonteuser">
+    <w:name w:val="Código-fonte (user)"/>
     <w:rPr>
       <w:rFonts w:ascii="Liberation Mono" w:hAnsi="Liberation Mono" w:eastAsia="NSimSun" w:cs="Liberation Mono"/>
     </w:rPr>
@@ -5110,10 +5073,35 @@
       <w:rFonts w:cs="Arial"/>
     </w:rPr>
   </w:style>
+  <w:style w:type="paragraph" w:styleId="Ttulouser">
+    <w:name w:val="Título (user)"/>
+    <w:basedOn w:val="Normal"/>
+    <w:next w:val="BodyText"/>
+    <w:pPr>
+      <w:keepNext w:val="true"/>
+      <w:spacing w:before="240" w:after="120"/>
+    </w:pPr>
+    <w:rPr>
+      <w:rFonts w:ascii="Liberation Sans" w:hAnsi="Liberation Sans" w:eastAsia="Microsoft YaHei" w:cs="Arial"/>
+      <w:sz w:val="28"/>
+      <w:szCs w:val="28"/>
+    </w:rPr>
+  </w:style>
+  <w:style w:type="paragraph" w:styleId="ndiceuser">
+    <w:name w:val="Índice (user)"/>
+    <w:basedOn w:val="Normal"/>
+    <w:pPr>
+      <w:suppressLineNumbers/>
+    </w:pPr>
+    <w:rPr>
+      <w:rFonts w:cs="Arial"/>
+    </w:rPr>
+  </w:style>
   <w:style w:type="paragraph" w:styleId="normal1" w:default="1">
     <w:name w:val="normal1"/>
     <w:pPr>
       <w:widowControl/>
+      <w:suppressAutoHyphens w:val="true"/>
       <w:bidi w:val="0"/>
       <w:spacing w:lineRule="auto" w:line="360" w:before="0" w:after="0"/>
       <w:ind w:firstLine="709"/>
@@ -5164,6 +5152,12 @@
       <w:szCs w:val="48"/>
     </w:rPr>
   </w:style>
+  <w:style w:type="paragraph" w:styleId="Cabealhoerodapuser">
+    <w:name w:val="Cabeçalho e rodapé (user)"/>
+    <w:basedOn w:val="Normal"/>
+    <w:pPr/>
+    <w:rPr/>
+  </w:style>
   <w:style w:type="paragraph" w:styleId="Cabealhoerodap">
     <w:name w:val="Cabeçalho e rodapé"/>
     <w:basedOn w:val="Normal"/>
@@ -5172,12 +5166,12 @@
   </w:style>
   <w:style w:type="paragraph" w:styleId="Header">
     <w:name w:val="header"/>
-    <w:basedOn w:val="Cabealhoerodap"/>
+    <w:basedOn w:val="Cabealhoerodapuser"/>
     <w:pPr/>
     <w:rPr/>
   </w:style>
-  <w:style w:type="paragraph" w:styleId="Contedodatabela">
-    <w:name w:val="Conteúdo da tabela"/>
+  <w:style w:type="paragraph" w:styleId="Contedodatabelauser">
+    <w:name w:val="Conteúdo da tabela (user)"/>
     <w:basedOn w:val="Normal"/>
     <w:pPr>
       <w:widowControl w:val="false"/>
@@ -5185,9 +5179,9 @@
     </w:pPr>
     <w:rPr/>
   </w:style>
-  <w:style w:type="paragraph" w:styleId="Ttulodetabela">
-    <w:name w:val="Título de tabela"/>
-    <w:basedOn w:val="Contedodatabela"/>
+  <w:style w:type="paragraph" w:styleId="Ttulodetabelauser">
+    <w:name w:val="Título de tabela (user)"/>
+    <w:basedOn w:val="Contedodatabelauser"/>
     <w:pPr>
       <w:suppressLineNumbers/>
       <w:jc w:val="center"/>
